--- a/files/team_ground.docx
+++ b/files/team_ground.docx
@@ -122,7 +122,6 @@
         <w:pStyle w:val="a6"/>
         <w:ind w:left="800"/>
         <w:rPr>
-          <w:rFonts w:hint="eastAsia"/>
           <w:sz w:val="20"/>
           <w:szCs w:val="22"/>
         </w:rPr>
@@ -141,7 +140,8 @@
       <w:tr>
         <w:tc>
           <w:tcPr>
-            <w:tcW w:w="9016" w:type="dxa"/>
+            <w:tcW w:w="8216" w:type="dxa"/>
+            <w:shd w:val="clear" w:color="auto" w:fill="A6A6A6" w:themeFill="background1" w:themeFillShade="A6"/>
           </w:tcPr>
           <w:p>
             <w:pPr>
@@ -149,13 +149,318 @@
               <w:ind w:left="0"/>
               <w:rPr>
                 <w:rFonts w:hint="eastAsia"/>
+                <w:b/>
+                <w:bCs/>
               </w:rPr>
             </w:pPr>
             <w:r>
               <w:rPr>
                 <w:rFonts w:hint="eastAsia"/>
-              </w:rPr>
-              <w:t>내용</w:t>
+                <w:b/>
+                <w:bCs/>
+              </w:rPr>
+              <w:t xml:space="preserve">팀원 발제 </w:t>
+            </w:r>
+          </w:p>
+        </w:tc>
+      </w:tr>
+      <w:tr>
+        <w:tc>
+          <w:tcPr>
+            <w:tcW w:w="8216" w:type="dxa"/>
+          </w:tcPr>
+          <w:p>
+            <w:pPr>
+              <w:rPr>
+                <w:rFonts w:hint="eastAsia"/>
+              </w:rPr>
+            </w:pPr>
+            <w:r>
+              <w:rPr>
+                <w:rFonts w:hint="eastAsia"/>
+              </w:rPr>
+              <w:t>예시)</w:t>
+            </w:r>
+          </w:p>
+          <w:p>
+            <w:pPr>
+              <w:pStyle w:val="a6"/>
+              <w:numPr>
+                <w:ilvl w:val="0"/>
+                <w:numId w:val="2"/>
+              </w:numPr>
+            </w:pPr>
+            <w:r>
+              <w:rPr>
+                <w:rFonts w:hint="eastAsia"/>
+              </w:rPr>
+              <w:t xml:space="preserve">홍길동 발제 1 </w:t>
+            </w:r>
+          </w:p>
+          <w:p>
+            <w:pPr>
+              <w:pStyle w:val="a6"/>
+              <w:ind w:left="800"/>
+            </w:pPr>
+            <w:r>
+              <w:t>(1년 후 회고할 때) </w:t>
+            </w:r>
+            <w:r>
+              <w:rPr>
+                <w:b/>
+                <w:bCs/>
+              </w:rPr>
+              <w:t>"</w:t>
+            </w:r>
+            <w:proofErr w:type="spellStart"/>
+            <w:r>
+              <w:rPr>
+                <w:b/>
+                <w:bCs/>
+              </w:rPr>
+              <w:t>우리끼리</w:t>
+            </w:r>
+            <w:proofErr w:type="spellEnd"/>
+            <w:r>
+              <w:rPr>
+                <w:b/>
+                <w:bCs/>
+              </w:rPr>
+              <w:t xml:space="preserve"> 금융 서비스 개발 프로젝트를 해보자"</w:t>
+            </w:r>
+            <w:r>
+              <w:t>라는 말이 나왔으면 좋겠다.</w:t>
+            </w:r>
+          </w:p>
+          <w:p>
+            <w:pPr>
+              <w:pStyle w:val="a6"/>
+              <w:ind w:left="800"/>
+            </w:pPr>
+            <w:r>
+              <w:t>(1년 후 회고할 때) </w:t>
+            </w:r>
+            <w:r>
+              <w:rPr>
+                <w:b/>
+                <w:bCs/>
+              </w:rPr>
+              <w:t>"서로 말을 안 해서 소통이 어려웠어"</w:t>
+            </w:r>
+            <w:r>
+              <w:t>라는 말이 나오지 않았으면 좋겠다.</w:t>
+            </w:r>
+          </w:p>
+          <w:p>
+            <w:pPr>
+              <w:pStyle w:val="a6"/>
+              <w:ind w:left="800"/>
+            </w:pPr>
+            <w:r>
+              <w:t>(1년 후 회고할 때) </w:t>
+            </w:r>
+            <w:r>
+              <w:rPr>
+                <w:b/>
+                <w:bCs/>
+              </w:rPr>
+              <w:t>"그때 팀프로젝트 1등은 너무 짜릿했어"</w:t>
+            </w:r>
+            <w:r>
+              <w:t>라는 말이 나왔으면 좋겠다.</w:t>
+            </w:r>
+          </w:p>
+          <w:p/>
+          <w:p/>
+          <w:p/>
+          <w:p/>
+          <w:p>
+            <w:pPr>
+              <w:rPr>
+                <w:rFonts w:hint="eastAsia"/>
+              </w:rPr>
+            </w:pPr>
+          </w:p>
+        </w:tc>
+      </w:tr>
+      <w:tr>
+        <w:tc>
+          <w:tcPr>
+            <w:tcW w:w="8216" w:type="dxa"/>
+            <w:shd w:val="clear" w:color="auto" w:fill="A6A6A6" w:themeFill="background1" w:themeFillShade="A6"/>
+          </w:tcPr>
+          <w:p>
+            <w:pPr>
+              <w:rPr>
+                <w:rFonts w:hint="eastAsia"/>
+                <w:b/>
+                <w:bCs/>
+              </w:rPr>
+            </w:pPr>
+            <w:r>
+              <w:rPr>
+                <w:rFonts w:hint="eastAsia"/>
+                <w:b/>
+                <w:bCs/>
+              </w:rPr>
+              <w:t xml:space="preserve">회고를 위한 필요 사항 </w:t>
+            </w:r>
+          </w:p>
+        </w:tc>
+      </w:tr>
+      <w:tr>
+        <w:tc>
+          <w:tcPr>
+            <w:tcW w:w="8216" w:type="dxa"/>
+          </w:tcPr>
+          <w:p>
+            <w:r>
+              <w:rPr>
+                <w:rFonts w:hint="eastAsia"/>
+              </w:rPr>
+              <w:t>예시)</w:t>
+            </w:r>
+          </w:p>
+          <w:p>
+            <w:r>
+              <w:rPr>
+                <w:b/>
+                <w:bCs/>
+              </w:rPr>
+              <w:t>"</w:t>
+            </w:r>
+            <w:proofErr w:type="spellStart"/>
+            <w:r>
+              <w:rPr>
+                <w:b/>
+                <w:bCs/>
+              </w:rPr>
+              <w:t>우리끼리</w:t>
+            </w:r>
+            <w:proofErr w:type="spellEnd"/>
+            <w:r>
+              <w:rPr>
+                <w:b/>
+                <w:bCs/>
+              </w:rPr>
+              <w:t xml:space="preserve"> 금융 서비스 개발 프로젝트를 해보자"</w:t>
+            </w:r>
+            <w:r>
+              <w:t>라는 말이 나오려면,</w:t>
+            </w:r>
+          </w:p>
+          <w:p>
+            <w:pPr>
+              <w:ind w:leftChars="200" w:left="440"/>
+            </w:pPr>
+            <w:r>
+              <w:t>· 서로 지속적인 스터디 모임이 필요하다</w:t>
+            </w:r>
+          </w:p>
+          <w:p>
+            <w:pPr>
+              <w:ind w:leftChars="200" w:left="440"/>
+            </w:pPr>
+            <w:r>
+              <w:t>· 서로 공부한 내용을 공유하는 워크스페이스가 필요하다</w:t>
+            </w:r>
+          </w:p>
+          <w:p>
+            <w:pPr>
+              <w:ind w:leftChars="200" w:left="440"/>
+            </w:pPr>
+            <w:r>
+              <w:t>· 하나로 디지털 강의를 집중해 들어야 한다</w:t>
+            </w:r>
+          </w:p>
+          <w:p>
+            <w:r>
+              <w:rPr>
+                <w:b/>
+                <w:bCs/>
+              </w:rPr>
+              <w:t>"서로 말을 안 해서 소통이 어려웠어"</w:t>
+            </w:r>
+            <w:r>
+              <w:t>라는 말이 안 나오려면,</w:t>
+            </w:r>
+          </w:p>
+          <w:p>
+            <w:pPr>
+              <w:ind w:leftChars="200" w:left="440"/>
+            </w:pPr>
+            <w:r>
+              <w:t>· 일정 시간마다 회의를 진행해야 한다</w:t>
+            </w:r>
+          </w:p>
+          <w:p>
+            <w:pPr>
+              <w:ind w:leftChars="200" w:left="440"/>
+            </w:pPr>
+            <w:r>
+              <w:t>· 프로젝트나 팀 활동 이외에도 같이 대화할 수 있는 시간이 필요하다</w:t>
+            </w:r>
+          </w:p>
+          <w:p>
+            <w:pPr>
+              <w:ind w:leftChars="200" w:left="440"/>
+            </w:pPr>
+            <w:r>
+              <w:t>· 워크스페이스에 서로 메시지를 확인했다는 표시를 남겨야 한다</w:t>
+            </w:r>
+          </w:p>
+          <w:p/>
+          <w:p/>
+          <w:p/>
+          <w:p/>
+          <w:p/>
+          <w:p>
+            <w:pPr>
+              <w:rPr>
+                <w:rFonts w:hint="eastAsia"/>
+              </w:rPr>
+            </w:pPr>
+          </w:p>
+        </w:tc>
+      </w:tr>
+    </w:tbl>
+    <w:p>
+      <w:pPr>
+        <w:rPr>
+          <w:rFonts w:hint="eastAsia"/>
+        </w:rPr>
+      </w:pPr>
+    </w:p>
+    <w:tbl>
+      <w:tblPr>
+        <w:tblStyle w:val="aa"/>
+        <w:tblW w:w="0" w:type="auto"/>
+        <w:tblLook w:val="04A0" w:firstRow="1" w:lastRow="0" w:firstColumn="1" w:lastColumn="0" w:noHBand="0" w:noVBand="1"/>
+      </w:tblPr>
+      <w:tblGrid>
+        <w:gridCol w:w="9016"/>
+      </w:tblGrid>
+      <w:tr>
+        <w:tc>
+          <w:tcPr>
+            <w:tcW w:w="9016" w:type="dxa"/>
+            <w:shd w:val="clear" w:color="auto" w:fill="A6A6A6" w:themeFill="background1" w:themeFillShade="A6"/>
+          </w:tcPr>
+          <w:p>
+            <w:pPr>
+              <w:rPr>
+                <w:rFonts w:hint="eastAsia"/>
+                <w:b/>
+                <w:bCs/>
+              </w:rPr>
+            </w:pPr>
+            <w:r>
+              <w:rPr>
+                <w:rFonts w:hint="eastAsia"/>
+                <w:b/>
+                <w:bCs/>
+              </w:rPr>
+              <w:t>팀 그라운드 룰</w:t>
             </w:r>
           </w:p>
         </w:tc>
@@ -167,198 +472,89 @@
           </w:tcPr>
           <w:p>
             <w:pPr>
-              <w:pStyle w:val="a6"/>
-              <w:ind w:left="0"/>
+              <w:rPr>
+                <w:rFonts w:hint="eastAsia"/>
+              </w:rPr>
             </w:pPr>
             <w:r>
               <w:rPr>
                 <w:rFonts w:hint="eastAsia"/>
               </w:rPr>
-              <w:t>1.</w:t>
+              <w:t>예시)</w:t>
             </w:r>
           </w:p>
           <w:p>
             <w:pPr>
               <w:pStyle w:val="a6"/>
-              <w:ind w:left="0"/>
+              <w:numPr>
+                <w:ilvl w:val="0"/>
+                <w:numId w:val="4"/>
+              </w:numPr>
             </w:pPr>
+            <w:r>
+              <w:rPr>
+                <w:rFonts w:hint="eastAsia"/>
+              </w:rPr>
+              <w:t>회의 전 10분간 준비 자료 읽기</w:t>
+            </w:r>
           </w:p>
           <w:p>
             <w:pPr>
               <w:pStyle w:val="a6"/>
-              <w:ind w:left="0"/>
+              <w:numPr>
+                <w:ilvl w:val="0"/>
+                <w:numId w:val="4"/>
+              </w:numPr>
             </w:pPr>
             <w:r>
               <w:rPr>
                 <w:rFonts w:hint="eastAsia"/>
               </w:rPr>
-              <w:t>2.</w:t>
+              <w:t xml:space="preserve">회의 시간에 존댓말 사용하기 </w:t>
             </w:r>
           </w:p>
           <w:p>
             <w:pPr>
               <w:pStyle w:val="a6"/>
-              <w:ind w:left="0"/>
+              <w:numPr>
+                <w:ilvl w:val="0"/>
+                <w:numId w:val="4"/>
+              </w:numPr>
             </w:pPr>
+            <w:r>
+              <w:rPr>
+                <w:rFonts w:hint="eastAsia"/>
+              </w:rPr>
+              <w:t>일주일에 한번 모델링 미션에 대한 스터디 진행하기</w:t>
+            </w:r>
           </w:p>
           <w:p>
             <w:pPr>
-              <w:pStyle w:val="a6"/>
-              <w:ind w:left="0"/>
+              <w:ind w:left="440"/>
             </w:pPr>
             <w:r>
+              <w:t>…</w:t>
+            </w:r>
+          </w:p>
+          <w:p>
+            <w:pPr>
+              <w:ind w:left="440"/>
               <w:rPr>
                 <w:rFonts w:hint="eastAsia"/>
               </w:rPr>
-              <w:t>3.</w:t>
-            </w:r>
-          </w:p>
-          <w:p>
-            <w:pPr>
-              <w:pStyle w:val="a6"/>
-              <w:ind w:left="0"/>
             </w:pPr>
-          </w:p>
-          <w:p>
-            <w:pPr>
-              <w:pStyle w:val="a6"/>
-              <w:ind w:left="0"/>
-            </w:pPr>
-            <w:r>
-              <w:rPr>
-                <w:rFonts w:hint="eastAsia"/>
-              </w:rPr>
-              <w:t>4.</w:t>
-            </w:r>
-          </w:p>
-          <w:p>
-            <w:pPr>
-              <w:pStyle w:val="a6"/>
-              <w:ind w:left="0"/>
-            </w:pPr>
-          </w:p>
-          <w:p>
-            <w:pPr>
-              <w:pStyle w:val="a6"/>
-              <w:ind w:left="0"/>
-            </w:pPr>
-            <w:r>
-              <w:rPr>
-                <w:rFonts w:hint="eastAsia"/>
-              </w:rPr>
-              <w:t>5.</w:t>
-            </w:r>
-          </w:p>
-          <w:p>
-            <w:pPr>
-              <w:pStyle w:val="a6"/>
-              <w:ind w:left="0"/>
-            </w:pPr>
-          </w:p>
-          <w:p>
-            <w:pPr>
-              <w:pStyle w:val="a6"/>
-              <w:ind w:left="0"/>
-            </w:pPr>
-            <w:r>
-              <w:rPr>
-                <w:rFonts w:hint="eastAsia"/>
-              </w:rPr>
-              <w:t>6.</w:t>
-            </w:r>
-          </w:p>
-          <w:p>
-            <w:pPr>
-              <w:pStyle w:val="a6"/>
-              <w:ind w:left="0"/>
-            </w:pPr>
-          </w:p>
-          <w:p>
-            <w:pPr>
-              <w:pStyle w:val="a6"/>
-              <w:ind w:left="0"/>
-            </w:pPr>
-            <w:r>
-              <w:rPr>
-                <w:rFonts w:hint="eastAsia"/>
-              </w:rPr>
-              <w:t>7.</w:t>
-            </w:r>
-          </w:p>
-          <w:p>
-            <w:pPr>
-              <w:pStyle w:val="a6"/>
-              <w:ind w:left="0"/>
-            </w:pPr>
-          </w:p>
-          <w:p>
-            <w:pPr>
-              <w:pStyle w:val="a6"/>
-              <w:ind w:left="0"/>
-            </w:pPr>
-            <w:r>
-              <w:rPr>
-                <w:rFonts w:hint="eastAsia"/>
-              </w:rPr>
-              <w:t>8.</w:t>
-            </w:r>
-          </w:p>
-          <w:p>
-            <w:pPr>
-              <w:pStyle w:val="a6"/>
-              <w:ind w:left="0"/>
-            </w:pPr>
-          </w:p>
-          <w:p>
-            <w:pPr>
-              <w:pStyle w:val="a6"/>
-              <w:ind w:left="0"/>
-            </w:pPr>
-            <w:r>
-              <w:rPr>
-                <w:rFonts w:hint="eastAsia"/>
-              </w:rPr>
-              <w:t>9.</w:t>
-            </w:r>
-          </w:p>
-          <w:p>
-            <w:pPr>
-              <w:pStyle w:val="a6"/>
-              <w:ind w:left="0"/>
-            </w:pPr>
-          </w:p>
-          <w:p>
-            <w:pPr>
-              <w:pStyle w:val="a6"/>
-              <w:ind w:left="0"/>
-              <w:rPr>
-                <w:rFonts w:hint="eastAsia"/>
-              </w:rPr>
-            </w:pPr>
-            <w:r>
-              <w:rPr>
-                <w:rFonts w:hint="eastAsia"/>
-              </w:rPr>
-              <w:t xml:space="preserve">10. </w:t>
-            </w:r>
           </w:p>
         </w:tc>
       </w:tr>
     </w:tbl>
     <w:p>
       <w:pPr>
-        <w:pStyle w:val="a6"/>
-        <w:ind w:left="800"/>
-      </w:pPr>
-    </w:p>
-    <w:p>
-      <w:pPr>
-        <w:pStyle w:val="a6"/>
-        <w:ind w:left="800"/>
         <w:rPr>
           <w:rFonts w:hint="eastAsia"/>
         </w:rPr>
       </w:pPr>
+    </w:p>
+    <w:p>
       <w:r>
         <w:rPr>
           <w:rFonts w:hint="eastAsia"/>
@@ -393,6 +589,207 @@
 <file path=word/numbering.xml><?xml version="1.0" encoding="utf-8"?>
 <w:numbering xmlns:wpc="http://schemas.microsoft.com/office/word/2010/wordprocessingCanvas" xmlns:cx="http://schemas.microsoft.com/office/drawing/2014/chartex" xmlns:cx1="http://schemas.microsoft.com/office/drawing/2015/9/8/chartex" xmlns:cx2="http://schemas.microsoft.com/office/drawing/2015/10/21/chartex" xmlns:cx3="http://schemas.microsoft.com/office/drawing/2016/5/9/chartex" xmlns:cx4="http://schemas.microsoft.com/office/drawing/2016/5/10/chartex" xmlns:cx5="http://schemas.microsoft.com/office/drawing/2016/5/11/chartex" xmlns:cx6="http://schemas.microsoft.com/office/drawing/2016/5/12/chartex" xmlns:cx7="http://schemas.microsoft.com/office/drawing/2016/5/13/chartex" xmlns:cx8="http://schemas.microsoft.com/office/drawing/2016/5/14/chartex" xmlns:mc="http://schemas.openxmlformats.org/markup-compatibility/2006" xmlns:aink="http://schemas.microsoft.com/office/drawing/2016/ink" xmlns:am3d="http://schemas.microsoft.com/office/drawing/2017/model3d" xmlns:o="urn:schemas-microsoft-com:office:office" xmlns:oel="http://schemas.microsoft.com/office/2019/extlst" xmlns:r="http://schemas.openxmlformats.org/officeDocument/2006/relationships" xmlns:m="http://schemas.openxmlformats.org/officeDocument/2006/math" xmlns:v="urn:schemas-microsoft-com:vml" xmlns:wp14="http://schemas.microsoft.com/office/word/2010/wordprocessingDrawing" xmlns:wp="http://schemas.openxmlformats.org/drawingml/2006/wordprocessingDrawing" xmlns:w10="urn:schemas-microsoft-com:office:word" xmlns:w="http://schemas.openxmlformats.org/wordprocessingml/2006/main" xmlns:w14="http://schemas.microsoft.com/office/word/2010/wordml" xmlns:w15="http://schemas.microsoft.com/office/word/2012/wordml" xmlns:w16cex="http://schemas.microsoft.com/office/word/2018/wordml/cex" xmlns:w16cid="http://schemas.microsoft.com/office/word/2016/wordml/cid" xmlns:w16="http://schemas.microsoft.com/office/word/2018/wordml" xmlns:w16du="http://schemas.microsoft.com/office/word/2023/wordml/word16du" xmlns:w16sdtdh="http://schemas.microsoft.com/office/word/2020/wordml/sdtdatahash" xmlns:w16sdtfl="http://schemas.microsoft.com/office/word/2024/wordml/sdtformatlock" xmlns:w16se="http://schemas.microsoft.com/office/word/2015/wordml/symex" xmlns:wpg="http://schemas.microsoft.com/office/word/2010/wordprocessingGroup" xmlns:wpi="http://schemas.microsoft.com/office/word/2010/wordprocessingInk" xmlns:wne="http://schemas.microsoft.com/office/word/2006/wordml" xmlns:wps="http://schemas.microsoft.com/office/word/2010/wordprocessingShape" mc:Ignorable="w14 w15 w16se w16cid w16 w16cex w16sdtdh w16sdtfl w16du wp14">
   <w:abstractNum w:abstractNumId="0" w15:restartNumberingAfterBreak="0">
+    <w:nsid w:val="11DE2BAF"/>
+    <w:multiLevelType w:val="hybridMultilevel"/>
+    <w:tmpl w:val="2C88B4D8"/>
+    <w:lvl w:ilvl="0" w:tplc="BBE85F4A">
+      <w:start w:val="1"/>
+      <w:numFmt w:val="decimal"/>
+      <w:lvlText w:val="%1."/>
+      <w:lvlJc w:val="left"/>
+      <w:pPr>
+        <w:ind w:left="800" w:hanging="360"/>
+      </w:pPr>
+      <w:rPr>
+        <w:rFonts w:hint="eastAsia"/>
+      </w:rPr>
+    </w:lvl>
+    <w:lvl w:ilvl="1" w:tplc="04090019" w:tentative="1">
+      <w:start w:val="1"/>
+      <w:numFmt w:val="upperLetter"/>
+      <w:lvlText w:val="%2."/>
+      <w:lvlJc w:val="left"/>
+      <w:pPr>
+        <w:ind w:left="1320" w:hanging="440"/>
+      </w:pPr>
+    </w:lvl>
+    <w:lvl w:ilvl="2" w:tplc="0409001B" w:tentative="1">
+      <w:start w:val="1"/>
+      <w:numFmt w:val="lowerRoman"/>
+      <w:lvlText w:val="%3."/>
+      <w:lvlJc w:val="right"/>
+      <w:pPr>
+        <w:ind w:left="1760" w:hanging="440"/>
+      </w:pPr>
+    </w:lvl>
+    <w:lvl w:ilvl="3" w:tplc="0409000F" w:tentative="1">
+      <w:start w:val="1"/>
+      <w:numFmt w:val="decimal"/>
+      <w:lvlText w:val="%4."/>
+      <w:lvlJc w:val="left"/>
+      <w:pPr>
+        <w:ind w:left="2200" w:hanging="440"/>
+      </w:pPr>
+    </w:lvl>
+    <w:lvl w:ilvl="4" w:tplc="04090019" w:tentative="1">
+      <w:start w:val="1"/>
+      <w:numFmt w:val="upperLetter"/>
+      <w:lvlText w:val="%5."/>
+      <w:lvlJc w:val="left"/>
+      <w:pPr>
+        <w:ind w:left="2640" w:hanging="440"/>
+      </w:pPr>
+    </w:lvl>
+    <w:lvl w:ilvl="5" w:tplc="0409001B" w:tentative="1">
+      <w:start w:val="1"/>
+      <w:numFmt w:val="lowerRoman"/>
+      <w:lvlText w:val="%6."/>
+      <w:lvlJc w:val="right"/>
+      <w:pPr>
+        <w:ind w:left="3080" w:hanging="440"/>
+      </w:pPr>
+    </w:lvl>
+    <w:lvl w:ilvl="6" w:tplc="0409000F" w:tentative="1">
+      <w:start w:val="1"/>
+      <w:numFmt w:val="decimal"/>
+      <w:lvlText w:val="%7."/>
+      <w:lvlJc w:val="left"/>
+      <w:pPr>
+        <w:ind w:left="3520" w:hanging="440"/>
+      </w:pPr>
+    </w:lvl>
+    <w:lvl w:ilvl="7" w:tplc="04090019" w:tentative="1">
+      <w:start w:val="1"/>
+      <w:numFmt w:val="upperLetter"/>
+      <w:lvlText w:val="%8."/>
+      <w:lvlJc w:val="left"/>
+      <w:pPr>
+        <w:ind w:left="3960" w:hanging="440"/>
+      </w:pPr>
+    </w:lvl>
+    <w:lvl w:ilvl="8" w:tplc="0409001B" w:tentative="1">
+      <w:start w:val="1"/>
+      <w:numFmt w:val="lowerRoman"/>
+      <w:lvlText w:val="%9."/>
+      <w:lvlJc w:val="right"/>
+      <w:pPr>
+        <w:ind w:left="4400" w:hanging="440"/>
+      </w:pPr>
+    </w:lvl>
+  </w:abstractNum>
+  <w:abstractNum w:abstractNumId="1" w15:restartNumberingAfterBreak="0">
+    <w:nsid w:val="20940DC2"/>
+    <w:multiLevelType w:val="hybridMultilevel"/>
+    <w:tmpl w:val="4D726B38"/>
+    <w:lvl w:ilvl="0" w:tplc="3618AA22">
+      <w:numFmt w:val="bullet"/>
+      <w:lvlText w:val="-"/>
+      <w:lvlJc w:val="left"/>
+      <w:pPr>
+        <w:ind w:left="800" w:hanging="360"/>
+      </w:pPr>
+      <w:rPr>
+        <w:rFonts w:ascii="맑은 고딕" w:eastAsia="맑은 고딕" w:hAnsi="맑은 고딕" w:cstheme="minorBidi" w:hint="eastAsia"/>
+      </w:rPr>
+    </w:lvl>
+    <w:lvl w:ilvl="1" w:tplc="04090003" w:tentative="1">
+      <w:start w:val="1"/>
+      <w:numFmt w:val="bullet"/>
+      <w:lvlText w:val=""/>
+      <w:lvlJc w:val="left"/>
+      <w:pPr>
+        <w:ind w:left="1320" w:hanging="440"/>
+      </w:pPr>
+      <w:rPr>
+        <w:rFonts w:ascii="Wingdings" w:hAnsi="Wingdings" w:hint="default"/>
+      </w:rPr>
+    </w:lvl>
+    <w:lvl w:ilvl="2" w:tplc="04090005" w:tentative="1">
+      <w:start w:val="1"/>
+      <w:numFmt w:val="bullet"/>
+      <w:lvlText w:val=""/>
+      <w:lvlJc w:val="left"/>
+      <w:pPr>
+        <w:ind w:left="1760" w:hanging="440"/>
+      </w:pPr>
+      <w:rPr>
+        <w:rFonts w:ascii="Wingdings" w:hAnsi="Wingdings" w:hint="default"/>
+      </w:rPr>
+    </w:lvl>
+    <w:lvl w:ilvl="3" w:tplc="04090001" w:tentative="1">
+      <w:start w:val="1"/>
+      <w:numFmt w:val="bullet"/>
+      <w:lvlText w:val=""/>
+      <w:lvlJc w:val="left"/>
+      <w:pPr>
+        <w:ind w:left="2200" w:hanging="440"/>
+      </w:pPr>
+      <w:rPr>
+        <w:rFonts w:ascii="Wingdings" w:hAnsi="Wingdings" w:hint="default"/>
+      </w:rPr>
+    </w:lvl>
+    <w:lvl w:ilvl="4" w:tplc="04090003" w:tentative="1">
+      <w:start w:val="1"/>
+      <w:numFmt w:val="bullet"/>
+      <w:lvlText w:val=""/>
+      <w:lvlJc w:val="left"/>
+      <w:pPr>
+        <w:ind w:left="2640" w:hanging="440"/>
+      </w:pPr>
+      <w:rPr>
+        <w:rFonts w:ascii="Wingdings" w:hAnsi="Wingdings" w:hint="default"/>
+      </w:rPr>
+    </w:lvl>
+    <w:lvl w:ilvl="5" w:tplc="04090005" w:tentative="1">
+      <w:start w:val="1"/>
+      <w:numFmt w:val="bullet"/>
+      <w:lvlText w:val=""/>
+      <w:lvlJc w:val="left"/>
+      <w:pPr>
+        <w:ind w:left="3080" w:hanging="440"/>
+      </w:pPr>
+      <w:rPr>
+        <w:rFonts w:ascii="Wingdings" w:hAnsi="Wingdings" w:hint="default"/>
+      </w:rPr>
+    </w:lvl>
+    <w:lvl w:ilvl="6" w:tplc="04090001" w:tentative="1">
+      <w:start w:val="1"/>
+      <w:numFmt w:val="bullet"/>
+      <w:lvlText w:val=""/>
+      <w:lvlJc w:val="left"/>
+      <w:pPr>
+        <w:ind w:left="3520" w:hanging="440"/>
+      </w:pPr>
+      <w:rPr>
+        <w:rFonts w:ascii="Wingdings" w:hAnsi="Wingdings" w:hint="default"/>
+      </w:rPr>
+    </w:lvl>
+    <w:lvl w:ilvl="7" w:tplc="04090003" w:tentative="1">
+      <w:start w:val="1"/>
+      <w:numFmt w:val="bullet"/>
+      <w:lvlText w:val=""/>
+      <w:lvlJc w:val="left"/>
+      <w:pPr>
+        <w:ind w:left="3960" w:hanging="440"/>
+      </w:pPr>
+      <w:rPr>
+        <w:rFonts w:ascii="Wingdings" w:hAnsi="Wingdings" w:hint="default"/>
+      </w:rPr>
+    </w:lvl>
+    <w:lvl w:ilvl="8" w:tplc="04090005" w:tentative="1">
+      <w:start w:val="1"/>
+      <w:numFmt w:val="bullet"/>
+      <w:lvlText w:val=""/>
+      <w:lvlJc w:val="left"/>
+      <w:pPr>
+        <w:ind w:left="4400" w:hanging="440"/>
+      </w:pPr>
+      <w:rPr>
+        <w:rFonts w:ascii="Wingdings" w:hAnsi="Wingdings" w:hint="default"/>
+      </w:rPr>
+    </w:lvl>
+  </w:abstractNum>
+  <w:abstractNum w:abstractNumId="2" w15:restartNumberingAfterBreak="0">
     <w:nsid w:val="4BF3745E"/>
     <w:multiLevelType w:val="hybridMultilevel"/>
     <w:tmpl w:val="A0C05834"/>
@@ -504,7 +901,105 @@
       </w:rPr>
     </w:lvl>
   </w:abstractNum>
+  <w:abstractNum w:abstractNumId="3" w15:restartNumberingAfterBreak="0">
+    <w:nsid w:val="518351F1"/>
+    <w:multiLevelType w:val="hybridMultilevel"/>
+    <w:tmpl w:val="CA52258A"/>
+    <w:lvl w:ilvl="0" w:tplc="083A0994">
+      <w:start w:val="1"/>
+      <w:numFmt w:val="decimal"/>
+      <w:lvlText w:val="%1."/>
+      <w:lvlJc w:val="left"/>
+      <w:pPr>
+        <w:ind w:left="800" w:hanging="360"/>
+      </w:pPr>
+      <w:rPr>
+        <w:rFonts w:hint="eastAsia"/>
+      </w:rPr>
+    </w:lvl>
+    <w:lvl w:ilvl="1" w:tplc="04090019" w:tentative="1">
+      <w:start w:val="1"/>
+      <w:numFmt w:val="upperLetter"/>
+      <w:lvlText w:val="%2."/>
+      <w:lvlJc w:val="left"/>
+      <w:pPr>
+        <w:ind w:left="1320" w:hanging="440"/>
+      </w:pPr>
+    </w:lvl>
+    <w:lvl w:ilvl="2" w:tplc="0409001B" w:tentative="1">
+      <w:start w:val="1"/>
+      <w:numFmt w:val="lowerRoman"/>
+      <w:lvlText w:val="%3."/>
+      <w:lvlJc w:val="right"/>
+      <w:pPr>
+        <w:ind w:left="1760" w:hanging="440"/>
+      </w:pPr>
+    </w:lvl>
+    <w:lvl w:ilvl="3" w:tplc="0409000F" w:tentative="1">
+      <w:start w:val="1"/>
+      <w:numFmt w:val="decimal"/>
+      <w:lvlText w:val="%4."/>
+      <w:lvlJc w:val="left"/>
+      <w:pPr>
+        <w:ind w:left="2200" w:hanging="440"/>
+      </w:pPr>
+    </w:lvl>
+    <w:lvl w:ilvl="4" w:tplc="04090019" w:tentative="1">
+      <w:start w:val="1"/>
+      <w:numFmt w:val="upperLetter"/>
+      <w:lvlText w:val="%5."/>
+      <w:lvlJc w:val="left"/>
+      <w:pPr>
+        <w:ind w:left="2640" w:hanging="440"/>
+      </w:pPr>
+    </w:lvl>
+    <w:lvl w:ilvl="5" w:tplc="0409001B" w:tentative="1">
+      <w:start w:val="1"/>
+      <w:numFmt w:val="lowerRoman"/>
+      <w:lvlText w:val="%6."/>
+      <w:lvlJc w:val="right"/>
+      <w:pPr>
+        <w:ind w:left="3080" w:hanging="440"/>
+      </w:pPr>
+    </w:lvl>
+    <w:lvl w:ilvl="6" w:tplc="0409000F" w:tentative="1">
+      <w:start w:val="1"/>
+      <w:numFmt w:val="decimal"/>
+      <w:lvlText w:val="%7."/>
+      <w:lvlJc w:val="left"/>
+      <w:pPr>
+        <w:ind w:left="3520" w:hanging="440"/>
+      </w:pPr>
+    </w:lvl>
+    <w:lvl w:ilvl="7" w:tplc="04090019" w:tentative="1">
+      <w:start w:val="1"/>
+      <w:numFmt w:val="upperLetter"/>
+      <w:lvlText w:val="%8."/>
+      <w:lvlJc w:val="left"/>
+      <w:pPr>
+        <w:ind w:left="3960" w:hanging="440"/>
+      </w:pPr>
+    </w:lvl>
+    <w:lvl w:ilvl="8" w:tplc="0409001B" w:tentative="1">
+      <w:start w:val="1"/>
+      <w:numFmt w:val="lowerRoman"/>
+      <w:lvlText w:val="%9."/>
+      <w:lvlJc w:val="right"/>
+      <w:pPr>
+        <w:ind w:left="4400" w:hanging="440"/>
+      </w:pPr>
+    </w:lvl>
+  </w:abstractNum>
   <w:num w:numId="1" w16cid:durableId="1670596293">
+    <w:abstractNumId w:val="2"/>
+  </w:num>
+  <w:num w:numId="2" w16cid:durableId="978804382">
+    <w:abstractNumId w:val="1"/>
+  </w:num>
+  <w:num w:numId="3" w16cid:durableId="23792296">
+    <w:abstractNumId w:val="3"/>
+  </w:num>
+  <w:num w:numId="4" w16cid:durableId="2028098480">
     <w:abstractNumId w:val="0"/>
   </w:num>
 </w:numbering>
@@ -1117,7 +1612,6 @@
   <w:style w:type="character" w:default="1" w:styleId="a0">
     <w:name w:val="Default Paragraph Font"/>
     <w:uiPriority w:val="1"/>
-    <w:semiHidden/>
     <w:unhideWhenUsed/>
   </w:style>
   <w:style w:type="table" w:default="1" w:styleId="a1">
